--- a/ref-doc.docx
+++ b/ref-doc.docx
@@ -102,9 +102,9 @@
       <w:r>
         <w:t>This is a caption</w:t>
       </w:r>
+      <w:bookmarkEnd w:id="0"/>
+      <w:bookmarkEnd w:id="1"/>
     </w:p>
-    <w:bookmarkEnd w:id="1"/>
-    <w:bookmarkEnd w:id="0"/>
     <w:sectPr>
       <w:footnotePr>
         <w:numRestart w:val="eachSect"/>
@@ -2054,7 +2054,22 @@
 </file>
 
 <file path=customXml/itemProps2.xml><?xml version="1.0" encoding="utf-8"?>
-<ds:datastoreItem xmlns:ds="http://schemas.openxmlformats.org/officeDocument/2006/customXml" ds:itemID="{B4FF040E-EEF4-4CFE-B60C-EC57D21883FF}"/>
+<ds:datastoreItem xmlns:ds="http://schemas.openxmlformats.org/officeDocument/2006/customXml" ds:itemID="{B4FF040E-EEF4-4CFE-B60C-EC57D21883FF}">
+  <ds:schemaRefs>
+    <ds:schemaRef ds:uri="http://schemas.microsoft.com/office/2006/metadata/contentType"/>
+    <ds:schemaRef ds:uri="http://schemas.microsoft.com/office/2006/metadata/properties/metaAttributes"/>
+    <ds:schemaRef ds:uri="http://www.w3.org/2001/XMLSchema"/>
+    <ds:schemaRef ds:uri="http://schemas.microsoft.com/office/2006/metadata/properties"/>
+    <ds:schemaRef ds:uri="7a2ce8f2-2204-4367-a41c-b735e7c03037"/>
+    <ds:schemaRef ds:uri="f53cdae7-58e9-463a-80c4-ff1f1a52caeb"/>
+    <ds:schemaRef ds:uri="http://schemas.microsoft.com/office/2006/documentManagement/types"/>
+    <ds:schemaRef ds:uri="http://schemas.microsoft.com/office/infopath/2007/PartnerControls"/>
+    <ds:schemaRef ds:uri="http://schemas.openxmlformats.org/package/2006/metadata/core-properties"/>
+    <ds:schemaRef ds:uri="http://purl.org/dc/elements/1.1/"/>
+    <ds:schemaRef ds:uri="http://purl.org/dc/terms/"/>
+    <ds:schemaRef ds:uri="http://schemas.microsoft.com/internal/obd"/>
+  </ds:schemaRefs>
+</ds:datastoreItem>
 </file>
 
 <file path=customXml/itemProps3.xml><?xml version="1.0" encoding="utf-8"?>
